--- a/Sarvesh_Resume_10+ years.docx
+++ b/Sarvesh_Resume_10+ years.docx
@@ -68,7 +68,7 @@
           <w:szCs w:val="18"/>
           <w:u w:val="single"/>
         </w:rPr>
-        <w:t xml:space="preserve">github.com/sarvesh1993</w:t>
+        <w:t xml:space="preserve">github.com/sarvesh1993/resume_sarveshsingh</w:t>
       </w:r>
       <w:r>
         <w:rPr>
